--- a/Documents/Thesis/ref.docx
+++ b/Documents/Thesis/ref.docx
@@ -6395,7 +6395,7 @@
           <w:i w:val="0"/>
           <w:sz w:val="26"/>
         </w:rPr>
-        <w:t>Nhu cầu trợ lực lớn nhất</w:t>
+        <w:t>Giới hạn trợ lực</w:t>
       </w:r>
     </w:p>
     <w:p>
@@ -6409,7 +6409,7 @@
           <w:i w:val="0"/>
           <w:sz w:val="26"/>
         </w:rPr>
-        <w:t xml:space="preserve">Mô-men trợ lực lớn nhất </w:t>
+        <w:t xml:space="preserve">Giới hạn mô-men trợ lực </w:t>
       </w:r>
       <m:oMath>
         <m:sSub>
@@ -6447,7 +6447,60 @@
           <w:i w:val="0"/>
           <w:sz w:val="26"/>
         </w:rPr>
-        <w:t xml:space="preserve"> là mức mà bộ điều khiển có thể phải cung cấp để đưa </w:t>
+        <w:t xml:space="preserve"> gồm hai phần: nhu cầu trợ lực lớn nhất </w:t>
+      </w:r>
+      <m:oMath>
+        <m:sSub>
+          <m:e>
+            <m:r>
+              <m:t xml:space="preserve">T</m:t>
+            </m:r>
+          </m:e>
+          <m:sub>
+            <m:r>
+              <m:t xml:space="preserve">a</m:t>
+            </m:r>
+            <m:r>
+              <m:rPr>
+                <m:sty m:val="p"/>
+              </m:rPr>
+              <m:t xml:space="preserve">,</m:t>
+            </m:r>
+            <m:r>
+              <m:t xml:space="preserve">r</m:t>
+            </m:r>
+            <m:r>
+              <m:t xml:space="preserve">e</m:t>
+            </m:r>
+            <m:r>
+              <m:t xml:space="preserve">q</m:t>
+            </m:r>
+            <m:r>
+              <m:rPr>
+                <m:sty m:val="p"/>
+              </m:rPr>
+              <m:t xml:space="preserve">,</m:t>
+            </m:r>
+            <m:r>
+              <m:t xml:space="preserve">m</m:t>
+            </m:r>
+            <m:r>
+              <m:t xml:space="preserve">a</m:t>
+            </m:r>
+            <m:r>
+              <m:t xml:space="preserve">x</m:t>
+            </m:r>
+          </m:sub>
+        </m:sSub>
+      </m:oMath>
+      <w:r>
+        <w:rPr>
+          <w:rFonts w:ascii="Times New Roman" w:hAnsi="Times New Roman" w:cs="Times New Roman" w:eastAsia="Times New Roman"/>
+          <w:b w:val="0"/>
+          <w:i w:val="0"/>
+          <w:sz w:val="26"/>
+        </w:rPr>
+        <w:t xml:space="preserve">, là mức mà bộ điều khiển có thể phải cung cấp để đưa </w:t>
       </w:r>
       <m:oMath>
         <m:sSub>
@@ -6470,7 +6523,21 @@
           <w:i w:val="0"/>
           <w:sz w:val="26"/>
         </w:rPr>
-        <w:t xml:space="preserve"> về giá trị đặt; nó dùng để đặt giới hạn bão hòa cho mọi bộ điều khiển. Ở trạng thái xác lập, theo (6) của chương trước </w:t>
+        <w:t xml:space="preserve"> về giá trị đặt, và một lượng dự phòng </w:t>
+      </w:r>
+      <m:oMath>
+        <m:r>
+          <m:t xml:space="preserve">F</m:t>
+        </m:r>
+      </m:oMath>
+      <w:r>
+        <w:rPr>
+          <w:rFonts w:ascii="Times New Roman" w:hAnsi="Times New Roman" w:cs="Times New Roman" w:eastAsia="Times New Roman"/>
+          <w:b w:val="0"/>
+          <w:i w:val="0"/>
+          <w:sz w:val="26"/>
+        </w:rPr>
+        <w:t xml:space="preserve"> cho phần bất định mà mô hình không có (công thức (7)); giới hạn này đặt bão hòa cho mọi bộ điều khiển. Ở trạng thái xác lập, theo (6) của chương trước </w:t>
       </w:r>
       <m:oMath>
         <m:sSub>
@@ -7232,13 +7299,10 @@
                       <m:t xml:space="preserve">,</m:t>
                     </m:r>
                     <m:r>
-                      <m:t xml:space="preserve">m</m:t>
-                    </m:r>
-                    <m:r>
-                      <m:t xml:space="preserve">a</m:t>
-                    </m:r>
-                    <m:r>
-                      <m:t xml:space="preserve">x</m:t>
+                      <m:rPr>
+                        <m:sty m:val="p"/>
+                      </m:rPr>
+                      <m:t xml:space="preserve">req,max</m:t>
                     </m:r>
                   </m:sub>
                 </m:sSub>
@@ -7941,6 +8005,21 @@
               <m:t xml:space="preserve">,</m:t>
             </m:r>
             <m:r>
+              <m:t xml:space="preserve">r</m:t>
+            </m:r>
+            <m:r>
+              <m:t xml:space="preserve">e</m:t>
+            </m:r>
+            <m:r>
+              <m:t xml:space="preserve">q</m:t>
+            </m:r>
+            <m:r>
+              <m:rPr>
+                <m:sty m:val="p"/>
+              </m:rPr>
+              <m:t xml:space="preserve">,</m:t>
+            </m:r>
+            <m:r>
               <m:t xml:space="preserve">m</m:t>
             </m:r>
             <m:r>
@@ -8017,6 +8096,21 @@
               <m:t xml:space="preserve">,</m:t>
             </m:r>
             <m:r>
+              <m:t xml:space="preserve">r</m:t>
+            </m:r>
+            <m:r>
+              <m:t xml:space="preserve">e</m:t>
+            </m:r>
+            <m:r>
+              <m:t xml:space="preserve">q</m:t>
+            </m:r>
+            <m:r>
+              <m:rPr>
+                <m:sty m:val="p"/>
+              </m:rPr>
+              <m:t xml:space="preserve">,</m:t>
+            </m:r>
+            <m:r>
               <m:t xml:space="preserve">m</m:t>
             </m:r>
             <m:r>
@@ -8040,6 +8134,533 @@
     </w:p>
     <w:p>
       <w:pPr>
+        <w:jc w:val="both"/>
+      </w:pPr>
+      <w:r>
+        <w:rPr>
+          <w:rFonts w:ascii="Times New Roman" w:hAnsi="Times New Roman" w:cs="Times New Roman" w:eastAsia="Times New Roman"/>
+          <w:b w:val="0"/>
+          <w:i w:val="0"/>
+          <w:sz w:val="26"/>
+        </w:rPr>
+        <w:t xml:space="preserve">Công thức (4) là nhu cầu ở trạng thái xác lập và bỏ qua ma sát khô Coulomb của cột lái </w:t>
+      </w:r>
+      <m:oMath>
+        <m:sSub>
+          <m:e>
+            <m:r>
+              <m:t xml:space="preserve">T</m:t>
+            </m:r>
+          </m:e>
+          <m:sub>
+            <m:r>
+              <m:t xml:space="preserve">f</m:t>
+            </m:r>
+          </m:sub>
+        </m:sSub>
+        <m:r>
+          <m:rPr>
+            <m:sty m:val="p"/>
+          </m:rPr>
+          <m:t xml:space="preserve">=</m:t>
+        </m:r>
+        <m:r>
+          <m:rPr>
+            <m:sty m:val="p"/>
+          </m:rPr>
+          <m:t xml:space="preserve">2</m:t>
+        </m:r>
+      </m:oMath>
+      <w:r>
+        <w:rPr>
+          <w:rFonts w:ascii="Times New Roman" w:hAnsi="Times New Roman" w:cs="Times New Roman" w:eastAsia="Times New Roman"/>
+          <w:b w:val="0"/>
+          <w:i w:val="0"/>
+          <w:sz w:val="26"/>
+        </w:rPr>
+        <w:t xml:space="preserve"> N.m [1], một phần bất định có cận biết trước: khi ma sát ngược chiều trợ lực, nhu cầu có thể tăng thêm tới </w:t>
+      </w:r>
+      <m:oMath>
+        <m:sSub>
+          <m:e>
+            <m:r>
+              <m:t xml:space="preserve">T</m:t>
+            </m:r>
+          </m:e>
+          <m:sub>
+            <m:r>
+              <m:t xml:space="preserve">f</m:t>
+            </m:r>
+          </m:sub>
+        </m:sSub>
+      </m:oMath>
+      <w:r>
+        <w:rPr>
+          <w:rFonts w:ascii="Times New Roman" w:hAnsi="Times New Roman" w:cs="Times New Roman" w:eastAsia="Times New Roman"/>
+          <w:b w:val="0"/>
+          <w:i w:val="0"/>
+          <w:sz w:val="26"/>
+        </w:rPr>
+        <w:t xml:space="preserve">. Theo Slotine và Li [12], mục 7.1.3, phương trình (7.14)-(7.15), độ lớn tác động điều khiển cần có là </w:t>
+      </w:r>
+      <m:oMath>
+        <m:acc>
+          <m:accPr>
+            <m:chr m:val="̂"/>
+          </m:accPr>
+          <m:e>
+            <m:r>
+              <m:t xml:space="preserve">u</m:t>
+            </m:r>
+          </m:e>
+        </m:acc>
+        <m:r>
+          <m:rPr>
+            <m:sty m:val="p"/>
+          </m:rPr>
+          <m:t xml:space="preserve">-</m:t>
+        </m:r>
+        <m:r>
+          <m:t xml:space="preserve">k</m:t>
+        </m:r>
+        <m:r>
+          <m:rPr>
+            <m:sty m:val="p"/>
+          </m:rPr>
+          <m:t xml:space="preserve"> </m:t>
+        </m:r>
+        <m:r>
+          <m:rPr>
+            <m:sty m:val="p"/>
+          </m:rPr>
+          <m:t xml:space="preserve">sgn</m:t>
+        </m:r>
+        <m:r>
+          <m:rPr>
+            <m:sty m:val="p"/>
+          </m:rPr>
+          <m:t xml:space="preserve">(</m:t>
+        </m:r>
+        <m:r>
+          <m:t xml:space="preserve">s</m:t>
+        </m:r>
+        <m:r>
+          <m:rPr>
+            <m:sty m:val="p"/>
+          </m:rPr>
+          <m:t xml:space="preserve">)</m:t>
+        </m:r>
+      </m:oMath>
+      <w:r>
+        <w:rPr>
+          <w:rFonts w:ascii="Times New Roman" w:hAnsi="Times New Roman" w:cs="Times New Roman" w:eastAsia="Times New Roman"/>
+          <w:b w:val="0"/>
+          <w:i w:val="0"/>
+          <w:sz w:val="26"/>
+        </w:rPr>
+        <w:t xml:space="preserve"> với </w:t>
+      </w:r>
+      <m:oMath>
+        <m:r>
+          <m:t xml:space="preserve">k</m:t>
+        </m:r>
+        <m:r>
+          <m:rPr>
+            <m:sty m:val="p"/>
+          </m:rPr>
+          <m:t xml:space="preserve">=</m:t>
+        </m:r>
+        <m:r>
+          <m:t xml:space="preserve">F</m:t>
+        </m:r>
+        <m:r>
+          <m:rPr>
+            <m:sty m:val="p"/>
+          </m:rPr>
+          <m:t xml:space="preserve">+</m:t>
+        </m:r>
+        <m:r>
+          <m:t xml:space="preserve">η</m:t>
+        </m:r>
+      </m:oMath>
+      <w:r>
+        <w:rPr>
+          <w:rFonts w:ascii="Times New Roman" w:hAnsi="Times New Roman" w:cs="Times New Roman" w:eastAsia="Times New Roman"/>
+          <w:b w:val="0"/>
+          <w:i w:val="0"/>
+          <w:sz w:val="26"/>
+        </w:rPr>
+        <w:t xml:space="preserve">, trong đó </w:t>
+      </w:r>
+      <m:oMath>
+        <m:r>
+          <m:t xml:space="preserve">F</m:t>
+        </m:r>
+      </m:oMath>
+      <w:r>
+        <w:rPr>
+          <w:rFonts w:ascii="Times New Roman" w:hAnsi="Times New Roman" w:cs="Times New Roman" w:eastAsia="Times New Roman"/>
+          <w:b w:val="0"/>
+          <w:i w:val="0"/>
+          <w:sz w:val="26"/>
+        </w:rPr>
+        <w:t xml:space="preserve"> là cận của sai số mô hình và </w:t>
+      </w:r>
+      <m:oMath>
+        <m:r>
+          <m:t xml:space="preserve">η</m:t>
+        </m:r>
+        <m:r>
+          <m:rPr>
+            <m:sty m:val="p"/>
+          </m:rPr>
+          <m:t xml:space="preserve">&gt;</m:t>
+        </m:r>
+        <m:r>
+          <m:rPr>
+            <m:sty m:val="p"/>
+          </m:rPr>
+          <m:t xml:space="preserve">0</m:t>
+        </m:r>
+      </m:oMath>
+      <w:r>
+        <w:rPr>
+          <w:rFonts w:ascii="Times New Roman" w:hAnsi="Times New Roman" w:cs="Times New Roman" w:eastAsia="Times New Roman"/>
+          <w:b w:val="0"/>
+          <w:i w:val="0"/>
+          <w:sz w:val="26"/>
+        </w:rPr>
+        <w:t xml:space="preserve"> là biên dự trữ của luật điều khiển; mục 7.5 liệt kê ma sát trong các nguồn bất định cần tính đến. Giới hạn của motor vì vậy được đặt bằng nhu cầu cộng cận bất định:</w:t>
+      </w:r>
+    </w:p>
+    <w:tbl>
+      <w:tblPr>
+        <w:tblW w:type="auto" w:w="0"/>
+        <w:tblLook w:firstColumn="1" w:firstRow="1" w:lastColumn="0" w:lastRow="0" w:noHBand="0" w:noVBand="1" w:val="04A0"/>
+        <w:jc w:val="center"/>
+        <w:tblBorders>
+          <w:top w:val="nil"/>
+          <w:left w:val="nil"/>
+          <w:bottom w:val="nil"/>
+          <w:right w:val="nil"/>
+          <w:insideH w:val="nil"/>
+          <w:insideV w:val="nil"/>
+        </w:tblBorders>
+      </w:tblPr>
+      <w:tblGrid>
+        <w:gridCol w:w="4535"/>
+        <w:gridCol w:w="4535"/>
+      </w:tblGrid>
+      <w:tr>
+        <w:tc>
+          <w:tcPr>
+            <w:tcW w:type="dxa" w:w="4535"/>
+            <w:tcW w:w="8051" w:type="dxa"/>
+            <w:vAlign w:val="center"/>
+          </w:tcPr>
+          <w:p>
+            <w:pPr>
+              <w:spacing w:after="60" w:before="60"/>
+              <w:jc w:val="center"/>
+            </w:pPr>
+            <m:oMathPara>
+              <m:oMath>
+                <m:sSub>
+                  <m:e>
+                    <m:r>
+                      <m:t xml:space="preserve">T</m:t>
+                    </m:r>
+                  </m:e>
+                  <m:sub>
+                    <m:r>
+                      <m:t xml:space="preserve">a</m:t>
+                    </m:r>
+                    <m:r>
+                      <m:rPr>
+                        <m:sty m:val="p"/>
+                      </m:rPr>
+                      <m:t xml:space="preserve">,</m:t>
+                    </m:r>
+                    <m:r>
+                      <m:t xml:space="preserve">m</m:t>
+                    </m:r>
+                    <m:r>
+                      <m:t xml:space="preserve">a</m:t>
+                    </m:r>
+                    <m:r>
+                      <m:t xml:space="preserve">x</m:t>
+                    </m:r>
+                  </m:sub>
+                </m:sSub>
+                <m:r>
+                  <m:rPr>
+                    <m:sty m:val="p"/>
+                  </m:rPr>
+                  <m:t xml:space="preserve">(</m:t>
+                </m:r>
+                <m:r>
+                  <m:t xml:space="preserve">v</m:t>
+                </m:r>
+                <m:r>
+                  <m:rPr>
+                    <m:sty m:val="p"/>
+                  </m:rPr>
+                  <m:t xml:space="preserve">)</m:t>
+                </m:r>
+                <m:r>
+                  <m:rPr>
+                    <m:sty m:val="p"/>
+                  </m:rPr>
+                  <m:t xml:space="preserve">=</m:t>
+                </m:r>
+                <m:sSub>
+                  <m:e>
+                    <m:r>
+                      <m:t xml:space="preserve">T</m:t>
+                    </m:r>
+                  </m:e>
+                  <m:sub>
+                    <m:r>
+                      <m:t xml:space="preserve">a</m:t>
+                    </m:r>
+                    <m:r>
+                      <m:rPr>
+                        <m:sty m:val="p"/>
+                      </m:rPr>
+                      <m:t xml:space="preserve">,</m:t>
+                    </m:r>
+                    <m:r>
+                      <m:rPr>
+                        <m:sty m:val="p"/>
+                      </m:rPr>
+                      <m:t xml:space="preserve">req,max</m:t>
+                    </m:r>
+                  </m:sub>
+                </m:sSub>
+                <m:r>
+                  <m:rPr>
+                    <m:sty m:val="p"/>
+                  </m:rPr>
+                  <m:t xml:space="preserve">(</m:t>
+                </m:r>
+                <m:r>
+                  <m:t xml:space="preserve">v</m:t>
+                </m:r>
+                <m:r>
+                  <m:rPr>
+                    <m:sty m:val="p"/>
+                  </m:rPr>
+                  <m:t xml:space="preserve">)</m:t>
+                </m:r>
+                <m:r>
+                  <m:rPr>
+                    <m:sty m:val="p"/>
+                  </m:rPr>
+                  <m:t xml:space="preserve">+</m:t>
+                </m:r>
+                <m:r>
+                  <m:t xml:space="preserve">F</m:t>
+                </m:r>
+                <m:r>
+                  <m:rPr>
+                    <m:sty m:val="p"/>
+                  </m:rPr>
+                  <m:t xml:space="preserve">,</m:t>
+                </m:r>
+                <m:r>
+                  <m:rPr>
+                    <m:sty m:val="p"/>
+                  </m:rPr>
+                  <m:t xml:space="preserve">  </m:t>
+                </m:r>
+                <m:r>
+                  <m:t xml:space="preserve">F</m:t>
+                </m:r>
+                <m:r>
+                  <m:rPr>
+                    <m:sty m:val="p"/>
+                  </m:rPr>
+                  <m:t xml:space="preserve">=</m:t>
+                </m:r>
+                <m:sSub>
+                  <m:e>
+                    <m:r>
+                      <m:t xml:space="preserve">T</m:t>
+                    </m:r>
+                  </m:e>
+                  <m:sub>
+                    <m:r>
+                      <m:t xml:space="preserve">f</m:t>
+                    </m:r>
+                  </m:sub>
+                </m:sSub>
+              </m:oMath>
+            </m:oMathPara>
+          </w:p>
+        </w:tc>
+        <w:tc>
+          <w:tcPr>
+            <w:tcW w:type="dxa" w:w="4535"/>
+            <w:tcW w:w="1020" w:type="dxa"/>
+            <w:vAlign w:val="center"/>
+          </w:tcPr>
+          <w:p>
+            <w:pPr>
+              <w:spacing w:after="0"/>
+              <w:jc w:val="right"/>
+            </w:pPr>
+            <w:r>
+              <w:rPr>
+                <w:rFonts w:ascii="Times New Roman" w:hAnsi="Times New Roman" w:cs="Times New Roman" w:eastAsia="Times New Roman"/>
+                <w:sz w:val="26"/>
+              </w:rPr>
+              <w:t>(7)</w:t>
+            </w:r>
+          </w:p>
+        </w:tc>
+      </w:tr>
+    </w:tbl>
+    <w:p>
+      <w:pPr>
+        <w:jc w:val="both"/>
+      </w:pPr>
+      <w:r>
+        <w:rPr>
+          <w:rFonts w:ascii="Times New Roman" w:hAnsi="Times New Roman" w:cs="Times New Roman" w:eastAsia="Times New Roman"/>
+          <w:b w:val="0"/>
+          <w:i w:val="0"/>
+          <w:sz w:val="26"/>
+        </w:rPr>
+        <w:t xml:space="preserve">Hệ số dự trữ độ lợi </w:t>
+      </w:r>
+      <m:oMath>
+        <m:r>
+          <m:t xml:space="preserve">β</m:t>
+        </m:r>
+      </m:oMath>
+      <w:r>
+        <w:rPr>
+          <w:rFonts w:ascii="Times New Roman" w:hAnsi="Times New Roman" w:cs="Times New Roman" w:eastAsia="Times New Roman"/>
+          <w:b w:val="0"/>
+          <w:i w:val="0"/>
+          <w:sz w:val="26"/>
+        </w:rPr>
+        <w:t xml:space="preserve"> của [12] (phương trình (7.16)-(7.20)) bằng 1 vì khối Actuator coi độ lợi motor bằng 1; biên </w:t>
+      </w:r>
+      <m:oMath>
+        <m:r>
+          <m:t xml:space="preserve">η</m:t>
+        </m:r>
+      </m:oMath>
+      <w:r>
+        <w:rPr>
+          <w:rFonts w:ascii="Times New Roman" w:hAnsi="Times New Roman" w:cs="Times New Roman" w:eastAsia="Times New Roman"/>
+          <w:b w:val="0"/>
+          <w:i w:val="0"/>
+          <w:sz w:val="26"/>
+        </w:rPr>
+        <w:t xml:space="preserve"> thuộc thiết kế của bộ điều khiển chứ không thuộc kích thước motor nên không cộng ở đây. Nguyen và cộng sự [13], phương trình (12) và (14), cũng đặt nhu cầu trợ lực lớn nhất theo cách của (6) và yêu cầu khả năng của motor không nhỏ hơn nhu cầu đó, nên dự trữ không âm là điều kiện cần. Tự chọn(6): lấy </w:t>
+      </w:r>
+      <m:oMath>
+        <m:r>
+          <m:t xml:space="preserve">F</m:t>
+        </m:r>
+        <m:r>
+          <m:rPr>
+            <m:sty m:val="p"/>
+          </m:rPr>
+          <m:t xml:space="preserve">=</m:t>
+        </m:r>
+        <m:sSub>
+          <m:e>
+            <m:r>
+              <m:t xml:space="preserve">T</m:t>
+            </m:r>
+          </m:e>
+          <m:sub>
+            <m:r>
+              <m:t xml:space="preserve">f</m:t>
+            </m:r>
+          </m:sub>
+        </m:sSub>
+      </m:oMath>
+      <w:r>
+        <w:rPr>
+          <w:rFonts w:ascii="Times New Roman" w:hAnsi="Times New Roman" w:cs="Times New Roman" w:eastAsia="Times New Roman"/>
+          <w:b w:val="0"/>
+          <w:i w:val="0"/>
+          <w:sz w:val="26"/>
+        </w:rPr>
+        <w:t xml:space="preserve"> và bỏ </w:t>
+      </w:r>
+      <m:oMath>
+        <m:r>
+          <m:t xml:space="preserve">β</m:t>
+        </m:r>
+      </m:oMath>
+      <w:r>
+        <w:rPr>
+          <w:rFonts w:ascii="Times New Roman" w:hAnsi="Times New Roman" w:cs="Times New Roman" w:eastAsia="Times New Roman"/>
+          <w:b w:val="0"/>
+          <w:i w:val="0"/>
+          <w:sz w:val="26"/>
+        </w:rPr>
+        <w:t xml:space="preserve">, </w:t>
+      </w:r>
+      <m:oMath>
+        <m:r>
+          <m:t xml:space="preserve">η</m:t>
+        </m:r>
+      </m:oMath>
+      <w:r>
+        <w:rPr>
+          <w:rFonts w:ascii="Times New Roman" w:hAnsi="Times New Roman" w:cs="Times New Roman" w:eastAsia="Times New Roman"/>
+          <w:b w:val="0"/>
+          <w:i w:val="0"/>
+          <w:sz w:val="26"/>
+        </w:rPr>
+        <w:t xml:space="preserve">; sai số của </w:t>
+      </w:r>
+      <m:oMath>
+        <m:sSub>
+          <m:e>
+            <m:r>
+              <m:t xml:space="preserve">T</m:t>
+            </m:r>
+          </m:e>
+          <m:sub>
+            <m:r>
+              <m:t xml:space="preserve">r</m:t>
+            </m:r>
+          </m:sub>
+        </m:sSub>
+      </m:oMath>
+      <w:r>
+        <w:rPr>
+          <w:rFonts w:ascii="Times New Roman" w:hAnsi="Times New Roman" w:cs="Times New Roman" w:eastAsia="Times New Roman"/>
+          <w:b w:val="0"/>
+          <w:i w:val="0"/>
+          <w:sz w:val="26"/>
+        </w:rPr>
+        <w:t xml:space="preserve"> so với thực tế chưa có cận định lượng nên chưa cộng thêm; độ nhạy báo ở </w:t>
+      </w:r>
+      <m:oMath>
+        <m:r>
+          <m:t xml:space="preserve">F</m:t>
+        </m:r>
+      </m:oMath>
+      <w:r>
+        <w:rPr>
+          <w:rFonts w:ascii="Times New Roman" w:hAnsi="Times New Roman" w:cs="Times New Roman" w:eastAsia="Times New Roman"/>
+          <w:b w:val="0"/>
+          <w:i w:val="0"/>
+          <w:sz w:val="26"/>
+        </w:rPr>
+        <w:t xml:space="preserve"> = 1 và 3 N.m.</w:t>
+      </w:r>
+    </w:p>
+    <w:p>
+      <w:pPr>
         <w:keepNext/>
         <w:jc w:val="center"/>
       </w:pPr>
@@ -8050,7 +8671,7 @@
           <w:i/>
           <w:sz w:val="24"/>
         </w:rPr>
-        <w:t>Bảng 3: Nhu cầu trợ lực lớn nhất theo vận tốc (</w:t>
+        <w:t>Bảng 3: Giới hạn trợ lực theo vận tốc (</w:t>
       </w:r>
       <m:oMath>
         <m:r>
@@ -8088,7 +8709,21 @@
           <w:i/>
           <w:sz w:val="24"/>
         </w:rPr>
-        <w:t>, trạng thái xác lập)</w:t>
+        <w:t xml:space="preserve">, trạng thái xác lập, đã cộng dự phòng </w:t>
+      </w:r>
+      <m:oMath>
+        <m:r>
+          <m:t xml:space="preserve">F</m:t>
+        </m:r>
+      </m:oMath>
+      <w:r>
+        <w:rPr>
+          <w:rFonts w:ascii="Times New Roman" w:hAnsi="Times New Roman" w:cs="Times New Roman" w:eastAsia="Times New Roman"/>
+          <w:b w:val="0"/>
+          <w:i/>
+          <w:sz w:val="24"/>
+        </w:rPr>
+        <w:t>)</w:t>
       </w:r>
     </w:p>
     <w:tbl>
@@ -8100,16 +8735,18 @@
         <w:tblLook w:firstColumn="1" w:firstRow="1" w:lastColumn="0" w:lastRow="0" w:noHBand="0" w:noVBand="1" w:val="04A0"/>
       </w:tblPr>
       <w:tblGrid>
-        <w:gridCol w:w="1814"/>
-        <w:gridCol w:w="1814"/>
-        <w:gridCol w:w="1814"/>
-        <w:gridCol w:w="1814"/>
-        <w:gridCol w:w="1814"/>
+        <w:gridCol w:w="1296"/>
+        <w:gridCol w:w="1296"/>
+        <w:gridCol w:w="1296"/>
+        <w:gridCol w:w="1296"/>
+        <w:gridCol w:w="1296"/>
+        <w:gridCol w:w="1296"/>
+        <w:gridCol w:w="1296"/>
       </w:tblGrid>
       <w:tr>
         <w:tc>
           <w:tcPr>
-            <w:tcW w:type="dxa" w:w="1814"/>
+            <w:tcW w:type="dxa" w:w="1281"/>
           </w:tcPr>
           <w:p>
             <w:pPr>
@@ -8133,7 +8770,7 @@
         </w:tc>
         <w:tc>
           <w:tcPr>
-            <w:tcW w:type="dxa" w:w="1814"/>
+            <w:tcW w:type="dxa" w:w="1281"/>
           </w:tcPr>
           <w:p>
             <w:pPr>
@@ -8181,7 +8818,7 @@
         </w:tc>
         <w:tc>
           <w:tcPr>
-            <w:tcW w:type="dxa" w:w="1814"/>
+            <w:tcW w:type="dxa" w:w="1281"/>
           </w:tcPr>
           <w:p>
             <w:pPr>
@@ -8214,7 +8851,7 @@
         </w:tc>
         <w:tc>
           <w:tcPr>
-            <w:tcW w:type="dxa" w:w="1814"/>
+            <w:tcW w:type="dxa" w:w="1281"/>
           </w:tcPr>
           <w:p>
             <w:pPr>
@@ -8262,7 +8899,94 @@
         </w:tc>
         <w:tc>
           <w:tcPr>
-            <w:tcW w:type="dxa" w:w="1814"/>
+            <w:tcW w:type="dxa" w:w="1387"/>
+          </w:tcPr>
+          <w:p>
+            <w:pPr>
+              <w:spacing w:after="0" w:line="240" w:lineRule="auto"/>
+            </w:pPr>
+            <m:oMath>
+              <m:sSub>
+                <m:e>
+                  <m:r>
+                    <m:t xml:space="preserve">T</m:t>
+                  </m:r>
+                </m:e>
+                <m:sub>
+                  <m:r>
+                    <m:t xml:space="preserve">a</m:t>
+                  </m:r>
+                  <m:r>
+                    <m:rPr>
+                      <m:sty m:val="p"/>
+                    </m:rPr>
+                    <m:t xml:space="preserve">,</m:t>
+                  </m:r>
+                  <m:r>
+                    <m:t xml:space="preserve">r</m:t>
+                  </m:r>
+                  <m:r>
+                    <m:t xml:space="preserve">e</m:t>
+                  </m:r>
+                  <m:r>
+                    <m:t xml:space="preserve">q</m:t>
+                  </m:r>
+                  <m:r>
+                    <m:rPr>
+                      <m:sty m:val="p"/>
+                    </m:rPr>
+                    <m:t xml:space="preserve">,</m:t>
+                  </m:r>
+                  <m:r>
+                    <m:t xml:space="preserve">m</m:t>
+                  </m:r>
+                  <m:r>
+                    <m:t xml:space="preserve">a</m:t>
+                  </m:r>
+                  <m:r>
+                    <m:t xml:space="preserve">x</m:t>
+                  </m:r>
+                </m:sub>
+              </m:sSub>
+            </m:oMath>
+            <w:r>
+              <w:rPr>
+                <w:rFonts w:ascii="Times New Roman" w:hAnsi="Times New Roman" w:cs="Times New Roman" w:eastAsia="Times New Roman"/>
+                <w:b/>
+                <w:i w:val="0"/>
+                <w:sz w:val="24"/>
+              </w:rPr>
+              <w:t xml:space="preserve"> [N.m]</w:t>
+            </w:r>
+          </w:p>
+        </w:tc>
+        <w:tc>
+          <w:tcPr>
+            <w:tcW w:type="dxa" w:w="1281"/>
+          </w:tcPr>
+          <w:p>
+            <w:pPr>
+              <w:spacing w:after="0" w:line="240" w:lineRule="auto"/>
+            </w:pPr>
+            <m:oMath>
+              <m:r>
+                <m:t xml:space="preserve">F</m:t>
+              </m:r>
+            </m:oMath>
+            <w:r>
+              <w:rPr>
+                <w:rFonts w:ascii="Times New Roman" w:hAnsi="Times New Roman" w:cs="Times New Roman" w:eastAsia="Times New Roman"/>
+                <w:b/>
+                <w:i w:val="0"/>
+                <w:sz w:val="24"/>
+              </w:rPr>
+              <w:t xml:space="preserve"> [N.m]</w:t>
+            </w:r>
+          </w:p>
+        </w:tc>
+        <w:tc>
+          <w:tcPr>
+            <w:tcW w:type="dxa" w:w="1281"/>
           </w:tcPr>
           <w:p>
             <w:pPr>
@@ -8312,7 +9036,7 @@
       <w:tr>
         <w:tc>
           <w:tcPr>
-            <w:tcW w:type="dxa" w:w="1814"/>
+            <w:tcW w:type="dxa" w:w="1281"/>
           </w:tcPr>
           <w:p>
             <w:pPr>
@@ -8331,7 +9055,7 @@
         </w:tc>
         <w:tc>
           <w:tcPr>
-            <w:tcW w:type="dxa" w:w="1814"/>
+            <w:tcW w:type="dxa" w:w="1281"/>
           </w:tcPr>
           <w:p>
             <w:pPr>
@@ -8350,7 +9074,7 @@
         </w:tc>
         <w:tc>
           <w:tcPr>
-            <w:tcW w:type="dxa" w:w="1814"/>
+            <w:tcW w:type="dxa" w:w="1281"/>
           </w:tcPr>
           <w:p>
             <w:pPr>
@@ -8369,7 +9093,7 @@
         </w:tc>
         <w:tc>
           <w:tcPr>
-            <w:tcW w:type="dxa" w:w="1814"/>
+            <w:tcW w:type="dxa" w:w="1281"/>
           </w:tcPr>
           <w:p>
             <w:pPr>
@@ -8388,7 +9112,7 @@
         </w:tc>
         <w:tc>
           <w:tcPr>
-            <w:tcW w:type="dxa" w:w="1814"/>
+            <w:tcW w:type="dxa" w:w="1387"/>
           </w:tcPr>
           <w:p>
             <w:pPr>
@@ -8405,11 +9129,49 @@
             </w:r>
           </w:p>
         </w:tc>
+        <w:tc>
+          <w:tcPr>
+            <w:tcW w:type="dxa" w:w="1281"/>
+          </w:tcPr>
+          <w:p>
+            <w:pPr>
+              <w:spacing w:after="0" w:line="240" w:lineRule="auto"/>
+            </w:pPr>
+            <w:r>
+              <w:rPr>
+                <w:rFonts w:ascii="Times New Roman" w:hAnsi="Times New Roman" w:cs="Times New Roman" w:eastAsia="Times New Roman"/>
+                <w:b w:val="0"/>
+                <w:i w:val="0"/>
+                <w:sz w:val="24"/>
+              </w:rPr>
+              <w:t>2.0</w:t>
+            </w:r>
+          </w:p>
+        </w:tc>
+        <w:tc>
+          <w:tcPr>
+            <w:tcW w:type="dxa" w:w="1281"/>
+          </w:tcPr>
+          <w:p>
+            <w:pPr>
+              <w:spacing w:after="0" w:line="240" w:lineRule="auto"/>
+            </w:pPr>
+            <w:r>
+              <w:rPr>
+                <w:rFonts w:ascii="Times New Roman" w:hAnsi="Times New Roman" w:cs="Times New Roman" w:eastAsia="Times New Roman"/>
+                <w:b w:val="0"/>
+                <w:i w:val="0"/>
+                <w:sz w:val="24"/>
+              </w:rPr>
+              <w:t>5.737</w:t>
+            </w:r>
+          </w:p>
+        </w:tc>
       </w:tr>
       <w:tr>
         <w:tc>
           <w:tcPr>
-            <w:tcW w:type="dxa" w:w="1814"/>
+            <w:tcW w:type="dxa" w:w="1281"/>
           </w:tcPr>
           <w:p>
             <w:pPr>
@@ -8428,7 +9190,7 @@
         </w:tc>
         <w:tc>
           <w:tcPr>
-            <w:tcW w:type="dxa" w:w="1814"/>
+            <w:tcW w:type="dxa" w:w="1281"/>
           </w:tcPr>
           <w:p>
             <w:pPr>
@@ -8447,7 +9209,7 @@
         </w:tc>
         <w:tc>
           <w:tcPr>
-            <w:tcW w:type="dxa" w:w="1814"/>
+            <w:tcW w:type="dxa" w:w="1281"/>
           </w:tcPr>
           <w:p>
             <w:pPr>
@@ -8466,7 +9228,7 @@
         </w:tc>
         <w:tc>
           <w:tcPr>
-            <w:tcW w:type="dxa" w:w="1814"/>
+            <w:tcW w:type="dxa" w:w="1281"/>
           </w:tcPr>
           <w:p>
             <w:pPr>
@@ -8485,7 +9247,7 @@
         </w:tc>
         <w:tc>
           <w:tcPr>
-            <w:tcW w:type="dxa" w:w="1814"/>
+            <w:tcW w:type="dxa" w:w="1387"/>
           </w:tcPr>
           <w:p>
             <w:pPr>
@@ -8502,11 +9264,49 @@
             </w:r>
           </w:p>
         </w:tc>
+        <w:tc>
+          <w:tcPr>
+            <w:tcW w:type="dxa" w:w="1281"/>
+          </w:tcPr>
+          <w:p>
+            <w:pPr>
+              <w:spacing w:after="0" w:line="240" w:lineRule="auto"/>
+            </w:pPr>
+            <w:r>
+              <w:rPr>
+                <w:rFonts w:ascii="Times New Roman" w:hAnsi="Times New Roman" w:cs="Times New Roman" w:eastAsia="Times New Roman"/>
+                <w:b w:val="0"/>
+                <w:i w:val="0"/>
+                <w:sz w:val="24"/>
+              </w:rPr>
+              <w:t>2.0</w:t>
+            </w:r>
+          </w:p>
+        </w:tc>
+        <w:tc>
+          <w:tcPr>
+            <w:tcW w:type="dxa" w:w="1281"/>
+          </w:tcPr>
+          <w:p>
+            <w:pPr>
+              <w:spacing w:after="0" w:line="240" w:lineRule="auto"/>
+            </w:pPr>
+            <w:r>
+              <w:rPr>
+                <w:rFonts w:ascii="Times New Roman" w:hAnsi="Times New Roman" w:cs="Times New Roman" w:eastAsia="Times New Roman"/>
+                <w:b w:val="0"/>
+                <w:i w:val="0"/>
+                <w:sz w:val="24"/>
+              </w:rPr>
+              <w:t>8.066</w:t>
+            </w:r>
+          </w:p>
+        </w:tc>
       </w:tr>
       <w:tr>
         <w:tc>
           <w:tcPr>
-            <w:tcW w:type="dxa" w:w="1814"/>
+            <w:tcW w:type="dxa" w:w="1281"/>
           </w:tcPr>
           <w:p>
             <w:pPr>
@@ -8525,7 +9325,7 @@
         </w:tc>
         <w:tc>
           <w:tcPr>
-            <w:tcW w:type="dxa" w:w="1814"/>
+            <w:tcW w:type="dxa" w:w="1281"/>
           </w:tcPr>
           <w:p>
             <w:pPr>
@@ -8544,7 +9344,7 @@
         </w:tc>
         <w:tc>
           <w:tcPr>
-            <w:tcW w:type="dxa" w:w="1814"/>
+            <w:tcW w:type="dxa" w:w="1281"/>
           </w:tcPr>
           <w:p>
             <w:pPr>
@@ -8563,7 +9363,7 @@
         </w:tc>
         <w:tc>
           <w:tcPr>
-            <w:tcW w:type="dxa" w:w="1814"/>
+            <w:tcW w:type="dxa" w:w="1281"/>
           </w:tcPr>
           <w:p>
             <w:pPr>
@@ -8582,7 +9382,7 @@
         </w:tc>
         <w:tc>
           <w:tcPr>
-            <w:tcW w:type="dxa" w:w="1814"/>
+            <w:tcW w:type="dxa" w:w="1387"/>
           </w:tcPr>
           <w:p>
             <w:pPr>
@@ -8599,11 +9399,49 @@
             </w:r>
           </w:p>
         </w:tc>
+        <w:tc>
+          <w:tcPr>
+            <w:tcW w:type="dxa" w:w="1281"/>
+          </w:tcPr>
+          <w:p>
+            <w:pPr>
+              <w:spacing w:after="0" w:line="240" w:lineRule="auto"/>
+            </w:pPr>
+            <w:r>
+              <w:rPr>
+                <w:rFonts w:ascii="Times New Roman" w:hAnsi="Times New Roman" w:cs="Times New Roman" w:eastAsia="Times New Roman"/>
+                <w:b w:val="0"/>
+                <w:i w:val="0"/>
+                <w:sz w:val="24"/>
+              </w:rPr>
+              <w:t>2.0</w:t>
+            </w:r>
+          </w:p>
+        </w:tc>
+        <w:tc>
+          <w:tcPr>
+            <w:tcW w:type="dxa" w:w="1281"/>
+          </w:tcPr>
+          <w:p>
+            <w:pPr>
+              <w:spacing w:after="0" w:line="240" w:lineRule="auto"/>
+            </w:pPr>
+            <w:r>
+              <w:rPr>
+                <w:rFonts w:ascii="Times New Roman" w:hAnsi="Times New Roman" w:cs="Times New Roman" w:eastAsia="Times New Roman"/>
+                <w:b w:val="0"/>
+                <w:i w:val="0"/>
+                <w:sz w:val="24"/>
+              </w:rPr>
+              <w:t>9.804</w:t>
+            </w:r>
+          </w:p>
+        </w:tc>
       </w:tr>
       <w:tr>
         <w:tc>
           <w:tcPr>
-            <w:tcW w:type="dxa" w:w="1814"/>
+            <w:tcW w:type="dxa" w:w="1281"/>
           </w:tcPr>
           <w:p>
             <w:pPr>
@@ -8622,7 +9460,7 @@
         </w:tc>
         <w:tc>
           <w:tcPr>
-            <w:tcW w:type="dxa" w:w="1814"/>
+            <w:tcW w:type="dxa" w:w="1281"/>
           </w:tcPr>
           <w:p>
             <w:pPr>
@@ -8641,7 +9479,7 @@
         </w:tc>
         <w:tc>
           <w:tcPr>
-            <w:tcW w:type="dxa" w:w="1814"/>
+            <w:tcW w:type="dxa" w:w="1281"/>
           </w:tcPr>
           <w:p>
             <w:pPr>
@@ -8660,7 +9498,7 @@
         </w:tc>
         <w:tc>
           <w:tcPr>
-            <w:tcW w:type="dxa" w:w="1814"/>
+            <w:tcW w:type="dxa" w:w="1281"/>
           </w:tcPr>
           <w:p>
             <w:pPr>
@@ -8679,7 +9517,7 @@
         </w:tc>
         <w:tc>
           <w:tcPr>
-            <w:tcW w:type="dxa" w:w="1814"/>
+            <w:tcW w:type="dxa" w:w="1387"/>
           </w:tcPr>
           <w:p>
             <w:pPr>
@@ -8696,11 +9534,49 @@
             </w:r>
           </w:p>
         </w:tc>
+        <w:tc>
+          <w:tcPr>
+            <w:tcW w:type="dxa" w:w="1281"/>
+          </w:tcPr>
+          <w:p>
+            <w:pPr>
+              <w:spacing w:after="0" w:line="240" w:lineRule="auto"/>
+            </w:pPr>
+            <w:r>
+              <w:rPr>
+                <w:rFonts w:ascii="Times New Roman" w:hAnsi="Times New Roman" w:cs="Times New Roman" w:eastAsia="Times New Roman"/>
+                <w:b w:val="0"/>
+                <w:i w:val="0"/>
+                <w:sz w:val="24"/>
+              </w:rPr>
+              <w:t>2.0</w:t>
+            </w:r>
+          </w:p>
+        </w:tc>
+        <w:tc>
+          <w:tcPr>
+            <w:tcW w:type="dxa" w:w="1281"/>
+          </w:tcPr>
+          <w:p>
+            <w:pPr>
+              <w:spacing w:after="0" w:line="240" w:lineRule="auto"/>
+            </w:pPr>
+            <w:r>
+              <w:rPr>
+                <w:rFonts w:ascii="Times New Roman" w:hAnsi="Times New Roman" w:cs="Times New Roman" w:eastAsia="Times New Roman"/>
+                <w:b w:val="0"/>
+                <w:i w:val="0"/>
+                <w:sz w:val="24"/>
+              </w:rPr>
+              <w:t>9.657</w:t>
+            </w:r>
+          </w:p>
+        </w:tc>
       </w:tr>
       <w:tr>
         <w:tc>
           <w:tcPr>
-            <w:tcW w:type="dxa" w:w="1814"/>
+            <w:tcW w:type="dxa" w:w="1281"/>
           </w:tcPr>
           <w:p>
             <w:pPr>
@@ -8719,7 +9595,7 @@
         </w:tc>
         <w:tc>
           <w:tcPr>
-            <w:tcW w:type="dxa" w:w="1814"/>
+            <w:tcW w:type="dxa" w:w="1281"/>
           </w:tcPr>
           <w:p>
             <w:pPr>
@@ -8738,7 +9614,7 @@
         </w:tc>
         <w:tc>
           <w:tcPr>
-            <w:tcW w:type="dxa" w:w="1814"/>
+            <w:tcW w:type="dxa" w:w="1281"/>
           </w:tcPr>
           <w:p>
             <w:pPr>
@@ -8757,7 +9633,7 @@
         </w:tc>
         <w:tc>
           <w:tcPr>
-            <w:tcW w:type="dxa" w:w="1814"/>
+            <w:tcW w:type="dxa" w:w="1281"/>
           </w:tcPr>
           <w:p>
             <w:pPr>
@@ -8776,7 +9652,7 @@
         </w:tc>
         <w:tc>
           <w:tcPr>
-            <w:tcW w:type="dxa" w:w="1814"/>
+            <w:tcW w:type="dxa" w:w="1387"/>
           </w:tcPr>
           <w:p>
             <w:pPr>
@@ -8793,11 +9669,49 @@
             </w:r>
           </w:p>
         </w:tc>
+        <w:tc>
+          <w:tcPr>
+            <w:tcW w:type="dxa" w:w="1281"/>
+          </w:tcPr>
+          <w:p>
+            <w:pPr>
+              <w:spacing w:after="0" w:line="240" w:lineRule="auto"/>
+            </w:pPr>
+            <w:r>
+              <w:rPr>
+                <w:rFonts w:ascii="Times New Roman" w:hAnsi="Times New Roman" w:cs="Times New Roman" w:eastAsia="Times New Roman"/>
+                <w:b w:val="0"/>
+                <w:i w:val="0"/>
+                <w:sz w:val="24"/>
+              </w:rPr>
+              <w:t>2.0</w:t>
+            </w:r>
+          </w:p>
+        </w:tc>
+        <w:tc>
+          <w:tcPr>
+            <w:tcW w:type="dxa" w:w="1281"/>
+          </w:tcPr>
+          <w:p>
+            <w:pPr>
+              <w:spacing w:after="0" w:line="240" w:lineRule="auto"/>
+            </w:pPr>
+            <w:r>
+              <w:rPr>
+                <w:rFonts w:ascii="Times New Roman" w:hAnsi="Times New Roman" w:cs="Times New Roman" w:eastAsia="Times New Roman"/>
+                <w:b w:val="0"/>
+                <w:i w:val="0"/>
+                <w:sz w:val="24"/>
+              </w:rPr>
+              <w:t>9.517</w:t>
+            </w:r>
+          </w:p>
+        </w:tc>
       </w:tr>
       <w:tr>
         <w:tc>
           <w:tcPr>
-            <w:tcW w:type="dxa" w:w="1814"/>
+            <w:tcW w:type="dxa" w:w="1281"/>
           </w:tcPr>
           <w:p>
             <w:pPr>
@@ -8816,7 +9730,7 @@
         </w:tc>
         <w:tc>
           <w:tcPr>
-            <w:tcW w:type="dxa" w:w="1814"/>
+            <w:tcW w:type="dxa" w:w="1281"/>
           </w:tcPr>
           <w:p>
             <w:pPr>
@@ -8835,7 +9749,7 @@
         </w:tc>
         <w:tc>
           <w:tcPr>
-            <w:tcW w:type="dxa" w:w="1814"/>
+            <w:tcW w:type="dxa" w:w="1281"/>
           </w:tcPr>
           <w:p>
             <w:pPr>
@@ -8854,7 +9768,7 @@
         </w:tc>
         <w:tc>
           <w:tcPr>
-            <w:tcW w:type="dxa" w:w="1814"/>
+            <w:tcW w:type="dxa" w:w="1281"/>
           </w:tcPr>
           <w:p>
             <w:pPr>
@@ -8873,7 +9787,7 @@
         </w:tc>
         <w:tc>
           <w:tcPr>
-            <w:tcW w:type="dxa" w:w="1814"/>
+            <w:tcW w:type="dxa" w:w="1387"/>
           </w:tcPr>
           <w:p>
             <w:pPr>
@@ -8890,11 +9804,49 @@
             </w:r>
           </w:p>
         </w:tc>
+        <w:tc>
+          <w:tcPr>
+            <w:tcW w:type="dxa" w:w="1281"/>
+          </w:tcPr>
+          <w:p>
+            <w:pPr>
+              <w:spacing w:after="0" w:line="240" w:lineRule="auto"/>
+            </w:pPr>
+            <w:r>
+              <w:rPr>
+                <w:rFonts w:ascii="Times New Roman" w:hAnsi="Times New Roman" w:cs="Times New Roman" w:eastAsia="Times New Roman"/>
+                <w:b w:val="0"/>
+                <w:i w:val="0"/>
+                <w:sz w:val="24"/>
+              </w:rPr>
+              <w:t>2.0</w:t>
+            </w:r>
+          </w:p>
+        </w:tc>
+        <w:tc>
+          <w:tcPr>
+            <w:tcW w:type="dxa" w:w="1281"/>
+          </w:tcPr>
+          <w:p>
+            <w:pPr>
+              <w:spacing w:after="0" w:line="240" w:lineRule="auto"/>
+            </w:pPr>
+            <w:r>
+              <w:rPr>
+                <w:rFonts w:ascii="Times New Roman" w:hAnsi="Times New Roman" w:cs="Times New Roman" w:eastAsia="Times New Roman"/>
+                <w:b w:val="0"/>
+                <w:i w:val="0"/>
+                <w:sz w:val="24"/>
+              </w:rPr>
+              <w:t>9.383</w:t>
+            </w:r>
+          </w:p>
+        </w:tc>
       </w:tr>
       <w:tr>
         <w:tc>
           <w:tcPr>
-            <w:tcW w:type="dxa" w:w="1814"/>
+            <w:tcW w:type="dxa" w:w="1281"/>
           </w:tcPr>
           <w:p>
             <w:pPr>
@@ -8913,7 +9865,7 @@
         </w:tc>
         <w:tc>
           <w:tcPr>
-            <w:tcW w:type="dxa" w:w="1814"/>
+            <w:tcW w:type="dxa" w:w="1281"/>
           </w:tcPr>
           <w:p>
             <w:pPr>
@@ -8932,7 +9884,7 @@
         </w:tc>
         <w:tc>
           <w:tcPr>
-            <w:tcW w:type="dxa" w:w="1814"/>
+            <w:tcW w:type="dxa" w:w="1281"/>
           </w:tcPr>
           <w:p>
             <w:pPr>
@@ -8951,7 +9903,7 @@
         </w:tc>
         <w:tc>
           <w:tcPr>
-            <w:tcW w:type="dxa" w:w="1814"/>
+            <w:tcW w:type="dxa" w:w="1281"/>
           </w:tcPr>
           <w:p>
             <w:pPr>
@@ -8970,7 +9922,7 @@
         </w:tc>
         <w:tc>
           <w:tcPr>
-            <w:tcW w:type="dxa" w:w="1814"/>
+            <w:tcW w:type="dxa" w:w="1387"/>
           </w:tcPr>
           <w:p>
             <w:pPr>
@@ -8987,11 +9939,49 @@
             </w:r>
           </w:p>
         </w:tc>
+        <w:tc>
+          <w:tcPr>
+            <w:tcW w:type="dxa" w:w="1281"/>
+          </w:tcPr>
+          <w:p>
+            <w:pPr>
+              <w:spacing w:after="0" w:line="240" w:lineRule="auto"/>
+            </w:pPr>
+            <w:r>
+              <w:rPr>
+                <w:rFonts w:ascii="Times New Roman" w:hAnsi="Times New Roman" w:cs="Times New Roman" w:eastAsia="Times New Roman"/>
+                <w:b w:val="0"/>
+                <w:i w:val="0"/>
+                <w:sz w:val="24"/>
+              </w:rPr>
+              <w:t>2.0</w:t>
+            </w:r>
+          </w:p>
+        </w:tc>
+        <w:tc>
+          <w:tcPr>
+            <w:tcW w:type="dxa" w:w="1281"/>
+          </w:tcPr>
+          <w:p>
+            <w:pPr>
+              <w:spacing w:after="0" w:line="240" w:lineRule="auto"/>
+            </w:pPr>
+            <w:r>
+              <w:rPr>
+                <w:rFonts w:ascii="Times New Roman" w:hAnsi="Times New Roman" w:cs="Times New Roman" w:eastAsia="Times New Roman"/>
+                <w:b w:val="0"/>
+                <w:i w:val="0"/>
+                <w:sz w:val="24"/>
+              </w:rPr>
+              <w:t>9.254</w:t>
+            </w:r>
+          </w:p>
+        </w:tc>
       </w:tr>
       <w:tr>
         <w:tc>
           <w:tcPr>
-            <w:tcW w:type="dxa" w:w="1814"/>
+            <w:tcW w:type="dxa" w:w="1281"/>
           </w:tcPr>
           <w:p>
             <w:pPr>
@@ -9010,7 +10000,7 @@
         </w:tc>
         <w:tc>
           <w:tcPr>
-            <w:tcW w:type="dxa" w:w="1814"/>
+            <w:tcW w:type="dxa" w:w="1281"/>
           </w:tcPr>
           <w:p>
             <w:pPr>
@@ -9029,7 +10019,7 @@
         </w:tc>
         <w:tc>
           <w:tcPr>
-            <w:tcW w:type="dxa" w:w="1814"/>
+            <w:tcW w:type="dxa" w:w="1281"/>
           </w:tcPr>
           <w:p>
             <w:pPr>
@@ -9048,7 +10038,7 @@
         </w:tc>
         <w:tc>
           <w:tcPr>
-            <w:tcW w:type="dxa" w:w="1814"/>
+            <w:tcW w:type="dxa" w:w="1281"/>
           </w:tcPr>
           <w:p>
             <w:pPr>
@@ -9067,7 +10057,7 @@
         </w:tc>
         <w:tc>
           <w:tcPr>
-            <w:tcW w:type="dxa" w:w="1814"/>
+            <w:tcW w:type="dxa" w:w="1387"/>
           </w:tcPr>
           <w:p>
             <w:pPr>
@@ -9084,11 +10074,49 @@
             </w:r>
           </w:p>
         </w:tc>
+        <w:tc>
+          <w:tcPr>
+            <w:tcW w:type="dxa" w:w="1281"/>
+          </w:tcPr>
+          <w:p>
+            <w:pPr>
+              <w:spacing w:after="0" w:line="240" w:lineRule="auto"/>
+            </w:pPr>
+            <w:r>
+              <w:rPr>
+                <w:rFonts w:ascii="Times New Roman" w:hAnsi="Times New Roman" w:cs="Times New Roman" w:eastAsia="Times New Roman"/>
+                <w:b w:val="0"/>
+                <w:i w:val="0"/>
+                <w:sz w:val="24"/>
+              </w:rPr>
+              <w:t>2.0</w:t>
+            </w:r>
+          </w:p>
+        </w:tc>
+        <w:tc>
+          <w:tcPr>
+            <w:tcW w:type="dxa" w:w="1281"/>
+          </w:tcPr>
+          <w:p>
+            <w:pPr>
+              <w:spacing w:after="0" w:line="240" w:lineRule="auto"/>
+            </w:pPr>
+            <w:r>
+              <w:rPr>
+                <w:rFonts w:ascii="Times New Roman" w:hAnsi="Times New Roman" w:cs="Times New Roman" w:eastAsia="Times New Roman"/>
+                <w:b w:val="0"/>
+                <w:i w:val="0"/>
+                <w:sz w:val="24"/>
+              </w:rPr>
+              <w:t>9.132</w:t>
+            </w:r>
+          </w:p>
+        </w:tc>
       </w:tr>
       <w:tr>
         <w:tc>
           <w:tcPr>
-            <w:tcW w:type="dxa" w:w="1814"/>
+            <w:tcW w:type="dxa" w:w="1281"/>
           </w:tcPr>
           <w:p>
             <w:pPr>
@@ -9107,7 +10135,7 @@
         </w:tc>
         <w:tc>
           <w:tcPr>
-            <w:tcW w:type="dxa" w:w="1814"/>
+            <w:tcW w:type="dxa" w:w="1281"/>
           </w:tcPr>
           <w:p>
             <w:pPr>
@@ -9126,7 +10154,7 @@
         </w:tc>
         <w:tc>
           <w:tcPr>
-            <w:tcW w:type="dxa" w:w="1814"/>
+            <w:tcW w:type="dxa" w:w="1281"/>
           </w:tcPr>
           <w:p>
             <w:pPr>
@@ -9145,7 +10173,7 @@
         </w:tc>
         <w:tc>
           <w:tcPr>
-            <w:tcW w:type="dxa" w:w="1814"/>
+            <w:tcW w:type="dxa" w:w="1281"/>
           </w:tcPr>
           <w:p>
             <w:pPr>
@@ -9164,7 +10192,7 @@
         </w:tc>
         <w:tc>
           <w:tcPr>
-            <w:tcW w:type="dxa" w:w="1814"/>
+            <w:tcW w:type="dxa" w:w="1387"/>
           </w:tcPr>
           <w:p>
             <w:pPr>
@@ -9181,11 +10209,49 @@
             </w:r>
           </w:p>
         </w:tc>
+        <w:tc>
+          <w:tcPr>
+            <w:tcW w:type="dxa" w:w="1281"/>
+          </w:tcPr>
+          <w:p>
+            <w:pPr>
+              <w:spacing w:after="0" w:line="240" w:lineRule="auto"/>
+            </w:pPr>
+            <w:r>
+              <w:rPr>
+                <w:rFonts w:ascii="Times New Roman" w:hAnsi="Times New Roman" w:cs="Times New Roman" w:eastAsia="Times New Roman"/>
+                <w:b w:val="0"/>
+                <w:i w:val="0"/>
+                <w:sz w:val="24"/>
+              </w:rPr>
+              <w:t>2.0</w:t>
+            </w:r>
+          </w:p>
+        </w:tc>
+        <w:tc>
+          <w:tcPr>
+            <w:tcW w:type="dxa" w:w="1281"/>
+          </w:tcPr>
+          <w:p>
+            <w:pPr>
+              <w:spacing w:after="0" w:line="240" w:lineRule="auto"/>
+            </w:pPr>
+            <w:r>
+              <w:rPr>
+                <w:rFonts w:ascii="Times New Roman" w:hAnsi="Times New Roman" w:cs="Times New Roman" w:eastAsia="Times New Roman"/>
+                <w:b w:val="0"/>
+                <w:i w:val="0"/>
+                <w:sz w:val="24"/>
+              </w:rPr>
+              <w:t>9.017</w:t>
+            </w:r>
+          </w:p>
+        </w:tc>
       </w:tr>
       <w:tr>
         <w:tc>
           <w:tcPr>
-            <w:tcW w:type="dxa" w:w="1814"/>
+            <w:tcW w:type="dxa" w:w="1281"/>
           </w:tcPr>
           <w:p>
             <w:pPr>
@@ -9204,7 +10270,7 @@
         </w:tc>
         <w:tc>
           <w:tcPr>
-            <w:tcW w:type="dxa" w:w="1814"/>
+            <w:tcW w:type="dxa" w:w="1281"/>
           </w:tcPr>
           <w:p>
             <w:pPr>
@@ -9223,7 +10289,7 @@
         </w:tc>
         <w:tc>
           <w:tcPr>
-            <w:tcW w:type="dxa" w:w="1814"/>
+            <w:tcW w:type="dxa" w:w="1281"/>
           </w:tcPr>
           <w:p>
             <w:pPr>
@@ -9242,7 +10308,7 @@
         </w:tc>
         <w:tc>
           <w:tcPr>
-            <w:tcW w:type="dxa" w:w="1814"/>
+            <w:tcW w:type="dxa" w:w="1281"/>
           </w:tcPr>
           <w:p>
             <w:pPr>
@@ -9261,7 +10327,7 @@
         </w:tc>
         <w:tc>
           <w:tcPr>
-            <w:tcW w:type="dxa" w:w="1814"/>
+            <w:tcW w:type="dxa" w:w="1387"/>
           </w:tcPr>
           <w:p>
             <w:pPr>
@@ -9278,11 +10344,49 @@
             </w:r>
           </w:p>
         </w:tc>
+        <w:tc>
+          <w:tcPr>
+            <w:tcW w:type="dxa" w:w="1281"/>
+          </w:tcPr>
+          <w:p>
+            <w:pPr>
+              <w:spacing w:after="0" w:line="240" w:lineRule="auto"/>
+            </w:pPr>
+            <w:r>
+              <w:rPr>
+                <w:rFonts w:ascii="Times New Roman" w:hAnsi="Times New Roman" w:cs="Times New Roman" w:eastAsia="Times New Roman"/>
+                <w:b w:val="0"/>
+                <w:i w:val="0"/>
+                <w:sz w:val="24"/>
+              </w:rPr>
+              <w:t>2.0</w:t>
+            </w:r>
+          </w:p>
+        </w:tc>
+        <w:tc>
+          <w:tcPr>
+            <w:tcW w:type="dxa" w:w="1281"/>
+          </w:tcPr>
+          <w:p>
+            <w:pPr>
+              <w:spacing w:after="0" w:line="240" w:lineRule="auto"/>
+            </w:pPr>
+            <w:r>
+              <w:rPr>
+                <w:rFonts w:ascii="Times New Roman" w:hAnsi="Times New Roman" w:cs="Times New Roman" w:eastAsia="Times New Roman"/>
+                <w:b w:val="0"/>
+                <w:i w:val="0"/>
+                <w:sz w:val="24"/>
+              </w:rPr>
+              <w:t>8.900</w:t>
+            </w:r>
+          </w:p>
+        </w:tc>
       </w:tr>
       <w:tr>
         <w:tc>
           <w:tcPr>
-            <w:tcW w:type="dxa" w:w="1814"/>
+            <w:tcW w:type="dxa" w:w="1281"/>
           </w:tcPr>
           <w:p>
             <w:pPr>
@@ -9301,7 +10405,7 @@
         </w:tc>
         <w:tc>
           <w:tcPr>
-            <w:tcW w:type="dxa" w:w="1814"/>
+            <w:tcW w:type="dxa" w:w="1281"/>
           </w:tcPr>
           <w:p>
             <w:pPr>
@@ -9320,7 +10424,7 @@
         </w:tc>
         <w:tc>
           <w:tcPr>
-            <w:tcW w:type="dxa" w:w="1814"/>
+            <w:tcW w:type="dxa" w:w="1281"/>
           </w:tcPr>
           <w:p>
             <w:pPr>
@@ -9339,7 +10443,7 @@
         </w:tc>
         <w:tc>
           <w:tcPr>
-            <w:tcW w:type="dxa" w:w="1814"/>
+            <w:tcW w:type="dxa" w:w="1281"/>
           </w:tcPr>
           <w:p>
             <w:pPr>
@@ -9358,7 +10462,7 @@
         </w:tc>
         <w:tc>
           <w:tcPr>
-            <w:tcW w:type="dxa" w:w="1814"/>
+            <w:tcW w:type="dxa" w:w="1387"/>
           </w:tcPr>
           <w:p>
             <w:pPr>
@@ -9375,11 +10479,49 @@
             </w:r>
           </w:p>
         </w:tc>
+        <w:tc>
+          <w:tcPr>
+            <w:tcW w:type="dxa" w:w="1281"/>
+          </w:tcPr>
+          <w:p>
+            <w:pPr>
+              <w:spacing w:after="0" w:line="240" w:lineRule="auto"/>
+            </w:pPr>
+            <w:r>
+              <w:rPr>
+                <w:rFonts w:ascii="Times New Roman" w:hAnsi="Times New Roman" w:cs="Times New Roman" w:eastAsia="Times New Roman"/>
+                <w:b w:val="0"/>
+                <w:i w:val="0"/>
+                <w:sz w:val="24"/>
+              </w:rPr>
+              <w:t>2.0</w:t>
+            </w:r>
+          </w:p>
+        </w:tc>
+        <w:tc>
+          <w:tcPr>
+            <w:tcW w:type="dxa" w:w="1281"/>
+          </w:tcPr>
+          <w:p>
+            <w:pPr>
+              <w:spacing w:after="0" w:line="240" w:lineRule="auto"/>
+            </w:pPr>
+            <w:r>
+              <w:rPr>
+                <w:rFonts w:ascii="Times New Roman" w:hAnsi="Times New Roman" w:cs="Times New Roman" w:eastAsia="Times New Roman"/>
+                <w:b w:val="0"/>
+                <w:i w:val="0"/>
+                <w:sz w:val="24"/>
+              </w:rPr>
+              <w:t>8.781</w:t>
+            </w:r>
+          </w:p>
+        </w:tc>
       </w:tr>
       <w:tr>
         <w:tc>
           <w:tcPr>
-            <w:tcW w:type="dxa" w:w="1814"/>
+            <w:tcW w:type="dxa" w:w="1281"/>
           </w:tcPr>
           <w:p>
             <w:pPr>
@@ -9398,7 +10540,7 @@
         </w:tc>
         <w:tc>
           <w:tcPr>
-            <w:tcW w:type="dxa" w:w="1814"/>
+            <w:tcW w:type="dxa" w:w="1281"/>
           </w:tcPr>
           <w:p>
             <w:pPr>
@@ -9417,7 +10559,7 @@
         </w:tc>
         <w:tc>
           <w:tcPr>
-            <w:tcW w:type="dxa" w:w="1814"/>
+            <w:tcW w:type="dxa" w:w="1281"/>
           </w:tcPr>
           <w:p>
             <w:pPr>
@@ -9436,7 +10578,7 @@
         </w:tc>
         <w:tc>
           <w:tcPr>
-            <w:tcW w:type="dxa" w:w="1814"/>
+            <w:tcW w:type="dxa" w:w="1281"/>
           </w:tcPr>
           <w:p>
             <w:pPr>
@@ -9455,7 +10597,7 @@
         </w:tc>
         <w:tc>
           <w:tcPr>
-            <w:tcW w:type="dxa" w:w="1814"/>
+            <w:tcW w:type="dxa" w:w="1387"/>
           </w:tcPr>
           <w:p>
             <w:pPr>
@@ -9472,11 +10614,49 @@
             </w:r>
           </w:p>
         </w:tc>
+        <w:tc>
+          <w:tcPr>
+            <w:tcW w:type="dxa" w:w="1281"/>
+          </w:tcPr>
+          <w:p>
+            <w:pPr>
+              <w:spacing w:after="0" w:line="240" w:lineRule="auto"/>
+            </w:pPr>
+            <w:r>
+              <w:rPr>
+                <w:rFonts w:ascii="Times New Roman" w:hAnsi="Times New Roman" w:cs="Times New Roman" w:eastAsia="Times New Roman"/>
+                <w:b w:val="0"/>
+                <w:i w:val="0"/>
+                <w:sz w:val="24"/>
+              </w:rPr>
+              <w:t>2.0</w:t>
+            </w:r>
+          </w:p>
+        </w:tc>
+        <w:tc>
+          <w:tcPr>
+            <w:tcW w:type="dxa" w:w="1281"/>
+          </w:tcPr>
+          <w:p>
+            <w:pPr>
+              <w:spacing w:after="0" w:line="240" w:lineRule="auto"/>
+            </w:pPr>
+            <w:r>
+              <w:rPr>
+                <w:rFonts w:ascii="Times New Roman" w:hAnsi="Times New Roman" w:cs="Times New Roman" w:eastAsia="Times New Roman"/>
+                <w:b w:val="0"/>
+                <w:i w:val="0"/>
+                <w:sz w:val="24"/>
+              </w:rPr>
+              <w:t>8.681</w:t>
+            </w:r>
+          </w:p>
+        </w:tc>
       </w:tr>
       <w:tr>
         <w:tc>
           <w:tcPr>
-            <w:tcW w:type="dxa" w:w="1814"/>
+            <w:tcW w:type="dxa" w:w="1281"/>
           </w:tcPr>
           <w:p>
             <w:pPr>
@@ -9495,7 +10675,7 @@
         </w:tc>
         <w:tc>
           <w:tcPr>
-            <w:tcW w:type="dxa" w:w="1814"/>
+            <w:tcW w:type="dxa" w:w="1281"/>
           </w:tcPr>
           <w:p>
             <w:pPr>
@@ -9514,7 +10694,7 @@
         </w:tc>
         <w:tc>
           <w:tcPr>
-            <w:tcW w:type="dxa" w:w="1814"/>
+            <w:tcW w:type="dxa" w:w="1281"/>
           </w:tcPr>
           <w:p>
             <w:pPr>
@@ -9533,7 +10713,7 @@
         </w:tc>
         <w:tc>
           <w:tcPr>
-            <w:tcW w:type="dxa" w:w="1814"/>
+            <w:tcW w:type="dxa" w:w="1281"/>
           </w:tcPr>
           <w:p>
             <w:pPr>
@@ -9552,7 +10732,7 @@
         </w:tc>
         <w:tc>
           <w:tcPr>
-            <w:tcW w:type="dxa" w:w="1814"/>
+            <w:tcW w:type="dxa" w:w="1387"/>
           </w:tcPr>
           <w:p>
             <w:pPr>
@@ -9569,11 +10749,49 @@
             </w:r>
           </w:p>
         </w:tc>
+        <w:tc>
+          <w:tcPr>
+            <w:tcW w:type="dxa" w:w="1281"/>
+          </w:tcPr>
+          <w:p>
+            <w:pPr>
+              <w:spacing w:after="0" w:line="240" w:lineRule="auto"/>
+            </w:pPr>
+            <w:r>
+              <w:rPr>
+                <w:rFonts w:ascii="Times New Roman" w:hAnsi="Times New Roman" w:cs="Times New Roman" w:eastAsia="Times New Roman"/>
+                <w:b w:val="0"/>
+                <w:i w:val="0"/>
+                <w:sz w:val="24"/>
+              </w:rPr>
+              <w:t>2.0</w:t>
+            </w:r>
+          </w:p>
+        </w:tc>
+        <w:tc>
+          <w:tcPr>
+            <w:tcW w:type="dxa" w:w="1281"/>
+          </w:tcPr>
+          <w:p>
+            <w:pPr>
+              <w:spacing w:after="0" w:line="240" w:lineRule="auto"/>
+            </w:pPr>
+            <w:r>
+              <w:rPr>
+                <w:rFonts w:ascii="Times New Roman" w:hAnsi="Times New Roman" w:cs="Times New Roman" w:eastAsia="Times New Roman"/>
+                <w:b w:val="0"/>
+                <w:i w:val="0"/>
+                <w:sz w:val="24"/>
+              </w:rPr>
+              <w:t>8.617</w:t>
+            </w:r>
+          </w:p>
+        </w:tc>
       </w:tr>
       <w:tr>
         <w:tc>
           <w:tcPr>
-            <w:tcW w:type="dxa" w:w="1814"/>
+            <w:tcW w:type="dxa" w:w="1281"/>
           </w:tcPr>
           <w:p>
             <w:pPr>
@@ -9592,7 +10810,7 @@
         </w:tc>
         <w:tc>
           <w:tcPr>
-            <w:tcW w:type="dxa" w:w="1814"/>
+            <w:tcW w:type="dxa" w:w="1281"/>
           </w:tcPr>
           <w:p>
             <w:pPr>
@@ -9611,7 +10829,7 @@
         </w:tc>
         <w:tc>
           <w:tcPr>
-            <w:tcW w:type="dxa" w:w="1814"/>
+            <w:tcW w:type="dxa" w:w="1281"/>
           </w:tcPr>
           <w:p>
             <w:pPr>
@@ -9630,7 +10848,7 @@
         </w:tc>
         <w:tc>
           <w:tcPr>
-            <w:tcW w:type="dxa" w:w="1814"/>
+            <w:tcW w:type="dxa" w:w="1281"/>
           </w:tcPr>
           <w:p>
             <w:pPr>
@@ -9649,7 +10867,7 @@
         </w:tc>
         <w:tc>
           <w:tcPr>
-            <w:tcW w:type="dxa" w:w="1814"/>
+            <w:tcW w:type="dxa" w:w="1387"/>
           </w:tcPr>
           <w:p>
             <w:pPr>
@@ -9666,11 +10884,49 @@
             </w:r>
           </w:p>
         </w:tc>
+        <w:tc>
+          <w:tcPr>
+            <w:tcW w:type="dxa" w:w="1281"/>
+          </w:tcPr>
+          <w:p>
+            <w:pPr>
+              <w:spacing w:after="0" w:line="240" w:lineRule="auto"/>
+            </w:pPr>
+            <w:r>
+              <w:rPr>
+                <w:rFonts w:ascii="Times New Roman" w:hAnsi="Times New Roman" w:cs="Times New Roman" w:eastAsia="Times New Roman"/>
+                <w:b w:val="0"/>
+                <w:i w:val="0"/>
+                <w:sz w:val="24"/>
+              </w:rPr>
+              <w:t>2.0</w:t>
+            </w:r>
+          </w:p>
+        </w:tc>
+        <w:tc>
+          <w:tcPr>
+            <w:tcW w:type="dxa" w:w="1281"/>
+          </w:tcPr>
+          <w:p>
+            <w:pPr>
+              <w:spacing w:after="0" w:line="240" w:lineRule="auto"/>
+            </w:pPr>
+            <w:r>
+              <w:rPr>
+                <w:rFonts w:ascii="Times New Roman" w:hAnsi="Times New Roman" w:cs="Times New Roman" w:eastAsia="Times New Roman"/>
+                <w:b w:val="0"/>
+                <w:i w:val="0"/>
+                <w:sz w:val="24"/>
+              </w:rPr>
+              <w:t>8.579</w:t>
+            </w:r>
+          </w:p>
+        </w:tc>
       </w:tr>
       <w:tr>
         <w:tc>
           <w:tcPr>
-            <w:tcW w:type="dxa" w:w="1814"/>
+            <w:tcW w:type="dxa" w:w="1281"/>
           </w:tcPr>
           <w:p>
             <w:pPr>
@@ -9689,7 +10945,7 @@
         </w:tc>
         <w:tc>
           <w:tcPr>
-            <w:tcW w:type="dxa" w:w="1814"/>
+            <w:tcW w:type="dxa" w:w="1281"/>
           </w:tcPr>
           <w:p>
             <w:pPr>
@@ -9708,7 +10964,7 @@
         </w:tc>
         <w:tc>
           <w:tcPr>
-            <w:tcW w:type="dxa" w:w="1814"/>
+            <w:tcW w:type="dxa" w:w="1281"/>
           </w:tcPr>
           <w:p>
             <w:pPr>
@@ -9727,7 +10983,7 @@
         </w:tc>
         <w:tc>
           <w:tcPr>
-            <w:tcW w:type="dxa" w:w="1814"/>
+            <w:tcW w:type="dxa" w:w="1281"/>
           </w:tcPr>
           <w:p>
             <w:pPr>
@@ -9746,7 +11002,7 @@
         </w:tc>
         <w:tc>
           <w:tcPr>
-            <w:tcW w:type="dxa" w:w="1814"/>
+            <w:tcW w:type="dxa" w:w="1387"/>
           </w:tcPr>
           <w:p>
             <w:pPr>
@@ -9763,11 +11019,49 @@
             </w:r>
           </w:p>
         </w:tc>
+        <w:tc>
+          <w:tcPr>
+            <w:tcW w:type="dxa" w:w="1281"/>
+          </w:tcPr>
+          <w:p>
+            <w:pPr>
+              <w:spacing w:after="0" w:line="240" w:lineRule="auto"/>
+            </w:pPr>
+            <w:r>
+              <w:rPr>
+                <w:rFonts w:ascii="Times New Roman" w:hAnsi="Times New Roman" w:cs="Times New Roman" w:eastAsia="Times New Roman"/>
+                <w:b w:val="0"/>
+                <w:i w:val="0"/>
+                <w:sz w:val="24"/>
+              </w:rPr>
+              <w:t>2.0</w:t>
+            </w:r>
+          </w:p>
+        </w:tc>
+        <w:tc>
+          <w:tcPr>
+            <w:tcW w:type="dxa" w:w="1281"/>
+          </w:tcPr>
+          <w:p>
+            <w:pPr>
+              <w:spacing w:after="0" w:line="240" w:lineRule="auto"/>
+            </w:pPr>
+            <w:r>
+              <w:rPr>
+                <w:rFonts w:ascii="Times New Roman" w:hAnsi="Times New Roman" w:cs="Times New Roman" w:eastAsia="Times New Roman"/>
+                <w:b w:val="0"/>
+                <w:i w:val="0"/>
+                <w:sz w:val="24"/>
+              </w:rPr>
+              <w:t>8.547</w:t>
+            </w:r>
+          </w:p>
+        </w:tc>
       </w:tr>
       <w:tr>
         <w:tc>
           <w:tcPr>
-            <w:tcW w:type="dxa" w:w="1814"/>
+            <w:tcW w:type="dxa" w:w="1281"/>
           </w:tcPr>
           <w:p>
             <w:pPr>
@@ -9786,7 +11080,7 @@
         </w:tc>
         <w:tc>
           <w:tcPr>
-            <w:tcW w:type="dxa" w:w="1814"/>
+            <w:tcW w:type="dxa" w:w="1281"/>
           </w:tcPr>
           <w:p>
             <w:pPr>
@@ -9805,7 +11099,7 @@
         </w:tc>
         <w:tc>
           <w:tcPr>
-            <w:tcW w:type="dxa" w:w="1814"/>
+            <w:tcW w:type="dxa" w:w="1281"/>
           </w:tcPr>
           <w:p>
             <w:pPr>
@@ -9824,7 +11118,7 @@
         </w:tc>
         <w:tc>
           <w:tcPr>
-            <w:tcW w:type="dxa" w:w="1814"/>
+            <w:tcW w:type="dxa" w:w="1281"/>
           </w:tcPr>
           <w:p>
             <w:pPr>
@@ -9843,7 +11137,7 @@
         </w:tc>
         <w:tc>
           <w:tcPr>
-            <w:tcW w:type="dxa" w:w="1814"/>
+            <w:tcW w:type="dxa" w:w="1387"/>
           </w:tcPr>
           <w:p>
             <w:pPr>
@@ -9860,11 +11154,49 @@
             </w:r>
           </w:p>
         </w:tc>
+        <w:tc>
+          <w:tcPr>
+            <w:tcW w:type="dxa" w:w="1281"/>
+          </w:tcPr>
+          <w:p>
+            <w:pPr>
+              <w:spacing w:after="0" w:line="240" w:lineRule="auto"/>
+            </w:pPr>
+            <w:r>
+              <w:rPr>
+                <w:rFonts w:ascii="Times New Roman" w:hAnsi="Times New Roman" w:cs="Times New Roman" w:eastAsia="Times New Roman"/>
+                <w:b w:val="0"/>
+                <w:i w:val="0"/>
+                <w:sz w:val="24"/>
+              </w:rPr>
+              <w:t>2.0</w:t>
+            </w:r>
+          </w:p>
+        </w:tc>
+        <w:tc>
+          <w:tcPr>
+            <w:tcW w:type="dxa" w:w="1281"/>
+          </w:tcPr>
+          <w:p>
+            <w:pPr>
+              <w:spacing w:after="0" w:line="240" w:lineRule="auto"/>
+            </w:pPr>
+            <w:r>
+              <w:rPr>
+                <w:rFonts w:ascii="Times New Roman" w:hAnsi="Times New Roman" w:cs="Times New Roman" w:eastAsia="Times New Roman"/>
+                <w:b w:val="0"/>
+                <w:i w:val="0"/>
+                <w:sz w:val="24"/>
+              </w:rPr>
+              <w:t>8.525</w:t>
+            </w:r>
+          </w:p>
+        </w:tc>
       </w:tr>
       <w:tr>
         <w:tc>
           <w:tcPr>
-            <w:tcW w:type="dxa" w:w="1814"/>
+            <w:tcW w:type="dxa" w:w="1281"/>
           </w:tcPr>
           <w:p>
             <w:pPr>
@@ -9883,7 +11215,7 @@
         </w:tc>
         <w:tc>
           <w:tcPr>
-            <w:tcW w:type="dxa" w:w="1814"/>
+            <w:tcW w:type="dxa" w:w="1281"/>
           </w:tcPr>
           <w:p>
             <w:pPr>
@@ -9902,7 +11234,7 @@
         </w:tc>
         <w:tc>
           <w:tcPr>
-            <w:tcW w:type="dxa" w:w="1814"/>
+            <w:tcW w:type="dxa" w:w="1281"/>
           </w:tcPr>
           <w:p>
             <w:pPr>
@@ -9921,7 +11253,7 @@
         </w:tc>
         <w:tc>
           <w:tcPr>
-            <w:tcW w:type="dxa" w:w="1814"/>
+            <w:tcW w:type="dxa" w:w="1281"/>
           </w:tcPr>
           <w:p>
             <w:pPr>
@@ -9940,7 +11272,7 @@
         </w:tc>
         <w:tc>
           <w:tcPr>
-            <w:tcW w:type="dxa" w:w="1814"/>
+            <w:tcW w:type="dxa" w:w="1387"/>
           </w:tcPr>
           <w:p>
             <w:pPr>
@@ -9954,6 +11286,44 @@
                 <w:sz w:val="24"/>
               </w:rPr>
               <w:t>6.517</w:t>
+            </w:r>
+          </w:p>
+        </w:tc>
+        <w:tc>
+          <w:tcPr>
+            <w:tcW w:type="dxa" w:w="1281"/>
+          </w:tcPr>
+          <w:p>
+            <w:pPr>
+              <w:spacing w:after="0" w:line="240" w:lineRule="auto"/>
+            </w:pPr>
+            <w:r>
+              <w:rPr>
+                <w:rFonts w:ascii="Times New Roman" w:hAnsi="Times New Roman" w:cs="Times New Roman" w:eastAsia="Times New Roman"/>
+                <w:b w:val="0"/>
+                <w:i w:val="0"/>
+                <w:sz w:val="24"/>
+              </w:rPr>
+              <w:t>2.0</w:t>
+            </w:r>
+          </w:p>
+        </w:tc>
+        <w:tc>
+          <w:tcPr>
+            <w:tcW w:type="dxa" w:w="1281"/>
+          </w:tcPr>
+          <w:p>
+            <w:pPr>
+              <w:spacing w:after="0" w:line="240" w:lineRule="auto"/>
+            </w:pPr>
+            <w:r>
+              <w:rPr>
+                <w:rFonts w:ascii="Times New Roman" w:hAnsi="Times New Roman" w:cs="Times New Roman" w:eastAsia="Times New Roman"/>
+                <w:b w:val="0"/>
+                <w:i w:val="0"/>
+                <w:sz w:val="24"/>
+              </w:rPr>
+              <w:t>8.517</w:t>
             </w:r>
           </w:p>
         </w:tc>
@@ -9975,7 +11345,7 @@
           <w:i w:val="0"/>
           <w:sz w:val="26"/>
         </w:rPr>
-        <w:t xml:space="preserve">Bảng 3 là nhu cầu trợ lực ước lượng từ mô hình, không phải khả năng của motor: luận văn không có số liệu motor cụ thể, nên giả thiết motor luôn sinh được </w:t>
+        <w:t xml:space="preserve">Bảng 3 là giới hạn ước lượng từ mô hình, không phải số liệu của một motor cụ thể: luận văn không có thông số motor, nên giả thiết motor luôn sinh được </w:t>
       </w:r>
       <m:oMath>
         <m:sSub>
@@ -10013,7 +11383,21 @@
           <w:i w:val="0"/>
           <w:sz w:val="26"/>
         </w:rPr>
-        <w:t xml:space="preserve">. Vì </w:t>
+        <w:t xml:space="preserve"> (đã gồm dự phòng </w:t>
+      </w:r>
+      <m:oMath>
+        <m:r>
+          <m:t xml:space="preserve">F</m:t>
+        </m:r>
+      </m:oMath>
+      <w:r>
+        <w:rPr>
+          <w:rFonts w:ascii="Times New Roman" w:hAnsi="Times New Roman" w:cs="Times New Roman" w:eastAsia="Times New Roman"/>
+          <w:b w:val="0"/>
+          <w:i w:val="0"/>
+          <w:sz w:val="26"/>
+        </w:rPr>
+        <w:t xml:space="preserve">). Vì </w:t>
       </w:r>
       <m:oMath>
         <m:sSub>
